--- a/exercises/Bài tập 045 - Câu bị động cơ bản.docx
+++ b/exercises/Bài tập 045 - Câu bị động cơ bản.docx
@@ -9,6 +9,7 @@
         <w:rPr>
           <w:rFonts w:ascii="Arial" w:hAnsi="Arial" w:cs="Arial"/>
           <w:b/>
+          <w:color w:val="000000"/>
           <w:sz w:val="32"/>
         </w:rPr>
       </w:pPr>
@@ -16,6 +17,7 @@
         <w:rPr>
           <w:rFonts w:ascii="Arial" w:hAnsi="Arial" w:cs="Arial"/>
           <w:b/>
+          <w:color w:val="000000"/>
           <w:sz w:val="32"/>
         </w:rPr>
         <w:t>BÀI TẬP NGÀY 45</w:t>
@@ -28,6 +30,7 @@
         <w:rPr>
           <w:rFonts w:ascii="Arial" w:hAnsi="Arial" w:cs="Arial"/>
           <w:b/>
+          <w:color w:val="000000"/>
           <w:sz w:val="36"/>
         </w:rPr>
       </w:pPr>
@@ -35,626 +38,1680 @@
         <w:rPr>
           <w:rFonts w:ascii="Arial" w:hAnsi="Arial" w:cs="Arial"/>
           <w:b/>
+          <w:color w:val="000000"/>
           <w:sz w:val="36"/>
         </w:rPr>
         <w:t>CÂU BỊ ĐỘNG – CẤU TRÚC CƠ BẢN</w:t>
       </w:r>
     </w:p>
     <w:p>
-      <w:r>
+      <w:pPr>
+        <w:rPr>
+          <w:color w:val="000000"/>
+        </w:rPr>
+      </w:pPr>
+      <w:r>
+        <w:rPr>
+          <w:color w:val="000000"/>
+        </w:rPr>
         <w:t>Họ và tên: __________________________                         Điểm: ________/100</w:t>
       </w:r>
     </w:p>
     <w:p>
       <w:pPr>
         <w:pStyle w:val="Heading1"/>
-      </w:pPr>
-      <w:r>
+        <w:spacing w:before="60"/>
+      </w:pPr>
+      <w:r>
+        <w:lastRenderedPageBreak/>
         <w:t>PHẦN 1. CHỌN ĐÁP ÁN ĐÚNG (10 điểm)</w:t>
       </w:r>
     </w:p>
     <w:p>
-      <w:r>
+      <w:pPr>
+        <w:keepNext/>
+        <w:spacing w:before="120" w:after="60"/>
+        <w:rPr>
+          <w:color w:val="000000"/>
+        </w:rPr>
+      </w:pPr>
+      <w:r>
+        <w:rPr>
+          <w:color w:val="000000"/>
+        </w:rPr>
         <w:t>1. The room ______ every day.   A. cleans   B. is cleaned   C. is clean</w:t>
       </w:r>
     </w:p>
     <w:p>
-      <w:r>
+      <w:pPr>
+        <w:keepNext/>
+        <w:spacing w:before="120" w:after="60"/>
+        <w:rPr>
+          <w:color w:val="000000"/>
+        </w:rPr>
+      </w:pPr>
+      <w:r>
+        <w:rPr>
+          <w:color w:val="000000"/>
+        </w:rPr>
         <w:t>2. The letter was ______ by Lan.   A. wrote   B. written   C. writing</w:t>
       </w:r>
     </w:p>
     <w:p>
-      <w:r>
+      <w:pPr>
+        <w:keepNext/>
+        <w:spacing w:before="120" w:after="60"/>
+        <w:rPr>
+          <w:color w:val="000000"/>
+        </w:rPr>
+      </w:pPr>
+      <w:r>
+        <w:rPr>
+          <w:color w:val="000000"/>
+        </w:rPr>
         <w:t>3. These cars ______ in Japan.   A. are made   B. is made   C. make</w:t>
       </w:r>
     </w:p>
     <w:p>
-      <w:r>
+      <w:pPr>
+        <w:keepNext/>
+        <w:spacing w:before="120" w:after="60"/>
+        <w:rPr>
+          <w:color w:val="000000"/>
+        </w:rPr>
+      </w:pPr>
+      <w:r>
+        <w:rPr>
+          <w:color w:val="000000"/>
+        </w:rPr>
         <w:t>4. The window ______ yesterday.   A. broke   B. was broken   C. is broke</w:t>
       </w:r>
     </w:p>
     <w:p>
-      <w:r>
+      <w:pPr>
+        <w:keepNext/>
+        <w:spacing w:before="120" w:after="60"/>
+        <w:rPr>
+          <w:color w:val="000000"/>
+        </w:rPr>
+      </w:pPr>
+      <w:r>
+        <w:rPr>
+          <w:color w:val="000000"/>
+        </w:rPr>
         <w:t>5. The report will ______ tomorrow.   A. be finished   B. finished   C. be finish</w:t>
       </w:r>
     </w:p>
     <w:p>
-      <w:r>
+      <w:pPr>
+        <w:keepNext/>
+        <w:spacing w:before="120" w:after="60"/>
+        <w:rPr>
+          <w:color w:val="000000"/>
+        </w:rPr>
+      </w:pPr>
+      <w:r>
+        <w:rPr>
+          <w:color w:val="000000"/>
+        </w:rPr>
         <w:t>6. English ______ in many countries.   A. speaks   B. is spoken   C. is speak</w:t>
       </w:r>
     </w:p>
     <w:p>
-      <w:r>
+      <w:pPr>
+        <w:keepNext/>
+        <w:spacing w:before="120" w:after="60"/>
+        <w:rPr>
+          <w:color w:val="000000"/>
+        </w:rPr>
+      </w:pPr>
+      <w:r>
+        <w:rPr>
+          <w:color w:val="000000"/>
+        </w:rPr>
         <w:t>7. The cake was made ______ my mother.   A. with   B. from   C. by</w:t>
       </w:r>
     </w:p>
     <w:p>
-      <w:r>
+      <w:pPr>
+        <w:keepNext/>
+        <w:spacing w:before="120" w:after="60"/>
+        <w:rPr>
+          <w:color w:val="000000"/>
+        </w:rPr>
+      </w:pPr>
+      <w:r>
+        <w:rPr>
+          <w:color w:val="000000"/>
+        </w:rPr>
         <w:t>8. We were invited by ______.   A. they   B. them   C. their</w:t>
       </w:r>
     </w:p>
     <w:p>
-      <w:r>
+      <w:pPr>
+        <w:keepNext/>
+        <w:spacing w:before="120" w:after="60"/>
+        <w:rPr>
+          <w:color w:val="000000"/>
+        </w:rPr>
+      </w:pPr>
+      <w:r>
+        <w:rPr>
+          <w:color w:val="000000"/>
+        </w:rPr>
         <w:t>9. The bridge was ______ in 2010.   A. build   B. built   C. building</w:t>
       </w:r>
     </w:p>
     <w:p>
-      <w:r>
+      <w:pPr>
+        <w:keepNext/>
+        <w:spacing w:before="120" w:after="60"/>
+        <w:rPr>
+          <w:color w:val="000000"/>
+        </w:rPr>
+      </w:pPr>
+      <w:r>
+        <w:rPr>
+          <w:color w:val="000000"/>
+        </w:rPr>
         <w:t>10. Which sentence cannot normally be passive?   A. She opened the door.   B. He sleeps well.   C. They built a house.</w:t>
       </w:r>
     </w:p>
     <w:p>
       <w:pPr>
         <w:pStyle w:val="Heading1"/>
+        <w:spacing w:before="240"/>
       </w:pPr>
       <w:r>
         <w:t>PHẦN 2. ĐIỀN DẠNG ĐÚNG CỦA BE (10 điểm)</w:t>
       </w:r>
     </w:p>
     <w:p>
-      <w:r>
+      <w:pPr>
+        <w:keepNext/>
+        <w:spacing w:before="120" w:after="60"/>
+        <w:rPr>
+          <w:color w:val="000000"/>
+        </w:rPr>
+      </w:pPr>
+      <w:r>
+        <w:rPr>
+          <w:color w:val="000000"/>
+        </w:rPr>
         <w:t>1. The classroom ______ cleaned every afternoon.</w:t>
       </w:r>
     </w:p>
     <w:p>
-      <w:r>
+      <w:pPr>
+        <w:keepNext/>
+        <w:spacing w:before="120" w:after="60"/>
+        <w:rPr>
+          <w:color w:val="000000"/>
+        </w:rPr>
+      </w:pPr>
+      <w:r>
+        <w:rPr>
+          <w:color w:val="000000"/>
+        </w:rPr>
         <w:t>2. These books ______ written for beginners.</w:t>
       </w:r>
     </w:p>
     <w:p>
-      <w:r>
+      <w:pPr>
+        <w:keepNext/>
+        <w:spacing w:before="120" w:after="60"/>
+        <w:rPr>
+          <w:color w:val="000000"/>
+        </w:rPr>
+      </w:pPr>
+      <w:r>
+        <w:rPr>
+          <w:color w:val="000000"/>
+        </w:rPr>
         <w:t>3. I ______ invited to the party yesterday.</w:t>
       </w:r>
     </w:p>
     <w:p>
-      <w:r>
+      <w:pPr>
+        <w:keepNext/>
+        <w:spacing w:before="120" w:after="60"/>
+        <w:rPr>
+          <w:color w:val="000000"/>
+        </w:rPr>
+      </w:pPr>
+      <w:r>
+        <w:rPr>
+          <w:color w:val="000000"/>
+        </w:rPr>
         <w:t>4. The windows ______ broken in the storm last night.</w:t>
       </w:r>
     </w:p>
     <w:p>
-      <w:r>
+      <w:pPr>
+        <w:keepNext/>
+        <w:spacing w:before="120" w:after="60"/>
+        <w:rPr>
+          <w:color w:val="000000"/>
+        </w:rPr>
+      </w:pPr>
+      <w:r>
+        <w:rPr>
+          <w:color w:val="000000"/>
+        </w:rPr>
         <w:t>5. The package ______ be delivered tomorrow.</w:t>
       </w:r>
     </w:p>
     <w:p>
-      <w:r>
+      <w:pPr>
+        <w:keepNext/>
+        <w:spacing w:before="120" w:after="60"/>
+        <w:rPr>
+          <w:color w:val="000000"/>
+        </w:rPr>
+      </w:pPr>
+      <w:r>
+        <w:rPr>
+          <w:color w:val="000000"/>
+        </w:rPr>
         <w:t>6. Rice ______ grown in this area.</w:t>
       </w:r>
     </w:p>
     <w:p>
-      <w:r>
+      <w:pPr>
+        <w:keepNext/>
+        <w:spacing w:before="120" w:after="60"/>
+        <w:rPr>
+          <w:color w:val="000000"/>
+        </w:rPr>
+      </w:pPr>
+      <w:r>
+        <w:rPr>
+          <w:color w:val="000000"/>
+        </w:rPr>
         <w:t>7. The emails ______ sent this morning.</w:t>
       </w:r>
     </w:p>
     <w:p>
-      <w:r>
+      <w:pPr>
+        <w:keepNext/>
+        <w:spacing w:before="120" w:after="60"/>
+        <w:rPr>
+          <w:color w:val="000000"/>
+        </w:rPr>
+      </w:pPr>
+      <w:r>
+        <w:rPr>
+          <w:color w:val="000000"/>
+        </w:rPr>
         <w:t>8. This song ______ sung by many artists.</w:t>
       </w:r>
     </w:p>
     <w:p>
-      <w:r>
+      <w:pPr>
+        <w:keepNext/>
+        <w:spacing w:before="120" w:after="60"/>
+        <w:rPr>
+          <w:color w:val="000000"/>
+        </w:rPr>
+      </w:pPr>
+      <w:r>
+        <w:rPr>
+          <w:color w:val="000000"/>
+        </w:rPr>
         <w:t>9. The roads ______ repaired last year.</w:t>
       </w:r>
     </w:p>
     <w:p>
-      <w:r>
+      <w:pPr>
+        <w:keepNext/>
+        <w:spacing w:before="120" w:after="60"/>
+        <w:rPr>
+          <w:color w:val="000000"/>
+        </w:rPr>
+      </w:pPr>
+      <w:r>
+        <w:rPr>
+          <w:color w:val="000000"/>
+        </w:rPr>
         <w:t>10. The work ______ be completed next week.</w:t>
       </w:r>
     </w:p>
     <w:p>
       <w:pPr>
         <w:pStyle w:val="Heading1"/>
+        <w:spacing w:before="240"/>
       </w:pPr>
       <w:r>
         <w:t>PHẦN 3. VIẾT DẠNG V3/ED CỦA ĐỘNG TỪ (10 điểm)</w:t>
       </w:r>
     </w:p>
     <w:p>
-      <w:r>
+      <w:pPr>
+        <w:keepNext/>
+        <w:spacing w:before="120" w:after="60"/>
+        <w:rPr>
+          <w:color w:val="000000"/>
+        </w:rPr>
+      </w:pPr>
+      <w:r>
+        <w:rPr>
+          <w:color w:val="000000"/>
+        </w:rPr>
         <w:t>1. clean → ______</w:t>
       </w:r>
     </w:p>
     <w:p>
-      <w:r>
+      <w:pPr>
+        <w:keepNext/>
+        <w:spacing w:before="120" w:after="60"/>
+        <w:rPr>
+          <w:color w:val="000000"/>
+        </w:rPr>
+      </w:pPr>
+      <w:r>
+        <w:rPr>
+          <w:color w:val="000000"/>
+        </w:rPr>
         <w:t>2. write → ______</w:t>
       </w:r>
     </w:p>
     <w:p>
-      <w:r>
+      <w:pPr>
+        <w:keepNext/>
+        <w:spacing w:before="120" w:after="60"/>
+        <w:rPr>
+          <w:color w:val="000000"/>
+        </w:rPr>
+      </w:pPr>
+      <w:r>
+        <w:rPr>
+          <w:color w:val="000000"/>
+        </w:rPr>
         <w:t>3. make → ______</w:t>
       </w:r>
     </w:p>
     <w:p>
-      <w:r>
+      <w:pPr>
+        <w:keepNext/>
+        <w:spacing w:before="120" w:after="60"/>
+        <w:rPr>
+          <w:color w:val="000000"/>
+        </w:rPr>
+      </w:pPr>
+      <w:r>
+        <w:rPr>
+          <w:color w:val="000000"/>
+        </w:rPr>
         <w:t>4. build → ______</w:t>
       </w:r>
     </w:p>
     <w:p>
-      <w:r>
+      <w:pPr>
+        <w:keepNext/>
+        <w:spacing w:before="120" w:after="60"/>
+        <w:rPr>
+          <w:color w:val="000000"/>
+        </w:rPr>
+      </w:pPr>
+      <w:r>
+        <w:rPr>
+          <w:color w:val="000000"/>
+        </w:rPr>
         <w:t>5. speak → ______</w:t>
       </w:r>
     </w:p>
     <w:p>
-      <w:r>
+      <w:pPr>
+        <w:keepNext/>
+        <w:spacing w:before="120" w:after="60"/>
+        <w:rPr>
+          <w:color w:val="000000"/>
+        </w:rPr>
+      </w:pPr>
+      <w:r>
+        <w:rPr>
+          <w:color w:val="000000"/>
+        </w:rPr>
         <w:t>6. invite → ______</w:t>
       </w:r>
     </w:p>
     <w:p>
-      <w:r>
+      <w:pPr>
+        <w:keepNext/>
+        <w:spacing w:before="120" w:after="60"/>
+        <w:rPr>
+          <w:color w:val="000000"/>
+        </w:rPr>
+      </w:pPr>
+      <w:r>
+        <w:rPr>
+          <w:color w:val="000000"/>
+        </w:rPr>
         <w:t>7. take → ______</w:t>
       </w:r>
     </w:p>
     <w:p>
-      <w:r>
+      <w:pPr>
+        <w:keepNext/>
+        <w:spacing w:before="120" w:after="60"/>
+        <w:rPr>
+          <w:color w:val="000000"/>
+        </w:rPr>
+      </w:pPr>
+      <w:r>
+        <w:rPr>
+          <w:color w:val="000000"/>
+        </w:rPr>
         <w:t>8. eat → ______</w:t>
       </w:r>
     </w:p>
     <w:p>
-      <w:r>
+      <w:pPr>
+        <w:keepNext/>
+        <w:spacing w:before="120" w:after="60"/>
+        <w:rPr>
+          <w:color w:val="000000"/>
+        </w:rPr>
+      </w:pPr>
+      <w:r>
+        <w:rPr>
+          <w:color w:val="000000"/>
+        </w:rPr>
         <w:t>9. break → ______</w:t>
       </w:r>
     </w:p>
     <w:p>
-      <w:r>
+      <w:pPr>
+        <w:keepNext/>
+        <w:spacing w:before="120" w:after="60"/>
+        <w:rPr>
+          <w:color w:val="000000"/>
+        </w:rPr>
+      </w:pPr>
+      <w:r>
+        <w:rPr>
+          <w:color w:val="000000"/>
+        </w:rPr>
         <w:t>10. choose → ______</w:t>
       </w:r>
     </w:p>
     <w:p>
       <w:pPr>
         <w:pStyle w:val="Heading1"/>
+        <w:spacing w:before="240"/>
       </w:pPr>
       <w:r>
         <w:t>PHẦN 4. CHUYỂN SANG CÂU BỊ ĐỘNG (10 điểm)</w:t>
       </w:r>
     </w:p>
     <w:p>
-      <w:r>
+      <w:pPr>
+        <w:keepNext/>
+        <w:spacing w:before="120" w:after="60"/>
+        <w:rPr>
+          <w:color w:val="000000"/>
+        </w:rPr>
+      </w:pPr>
+      <w:r>
+        <w:rPr>
+          <w:color w:val="000000"/>
+        </w:rPr>
         <w:t>1. Lan cleans the room. → ______________________________</w:t>
       </w:r>
     </w:p>
     <w:p>
-      <w:r>
+      <w:pPr>
+        <w:keepNext/>
+        <w:spacing w:before="120" w:after="60"/>
+        <w:rPr>
+          <w:color w:val="000000"/>
+        </w:rPr>
+      </w:pPr>
+      <w:r>
+        <w:rPr>
+          <w:color w:val="000000"/>
+        </w:rPr>
         <w:t>2. They make these shoes in Vietnam. → ______________________________</w:t>
       </w:r>
     </w:p>
     <w:p>
-      <w:r>
+      <w:pPr>
+        <w:keepNext/>
+        <w:spacing w:before="120" w:after="60"/>
+        <w:rPr>
+          <w:color w:val="000000"/>
+        </w:rPr>
+      </w:pPr>
+      <w:r>
+        <w:rPr>
+          <w:color w:val="000000"/>
+        </w:rPr>
         <w:t>3. Tom wrote the email. → ______________________________</w:t>
       </w:r>
     </w:p>
     <w:p>
-      <w:r>
+      <w:pPr>
+        <w:keepNext/>
+        <w:spacing w:before="120" w:after="60"/>
+        <w:rPr>
+          <w:color w:val="000000"/>
+        </w:rPr>
+      </w:pPr>
+      <w:r>
+        <w:rPr>
+          <w:color w:val="000000"/>
+        </w:rPr>
         <w:t>4. The storm broke the windows. → ______________________________</w:t>
       </w:r>
     </w:p>
     <w:p>
-      <w:r>
+      <w:pPr>
+        <w:keepNext/>
+        <w:spacing w:before="120" w:after="60"/>
+        <w:rPr>
+          <w:color w:val="000000"/>
+        </w:rPr>
+      </w:pPr>
+      <w:r>
+        <w:rPr>
+          <w:color w:val="000000"/>
+        </w:rPr>
         <w:t>5. My mother made this cake. → ______________________________</w:t>
       </w:r>
     </w:p>
     <w:p>
-      <w:r>
+      <w:pPr>
+        <w:keepNext/>
+        <w:spacing w:before="120" w:after="60"/>
+        <w:rPr>
+          <w:color w:val="000000"/>
+        </w:rPr>
+      </w:pPr>
+      <w:r>
+        <w:rPr>
+          <w:color w:val="000000"/>
+        </w:rPr>
         <w:t>6. People speak English here. → ______________________________</w:t>
       </w:r>
     </w:p>
     <w:p>
-      <w:r>
+      <w:pPr>
+        <w:keepNext/>
+        <w:spacing w:before="120" w:after="60"/>
+        <w:rPr>
+          <w:color w:val="000000"/>
+        </w:rPr>
+      </w:pPr>
+      <w:r>
+        <w:rPr>
+          <w:color w:val="000000"/>
+        </w:rPr>
         <w:t>7. The company will deliver the package. → ______________________________</w:t>
       </w:r>
     </w:p>
     <w:p>
-      <w:r>
+      <w:pPr>
+        <w:keepNext/>
+        <w:spacing w:before="120" w:after="60"/>
+        <w:rPr>
+          <w:color w:val="000000"/>
+        </w:rPr>
+      </w:pPr>
+      <w:r>
+        <w:rPr>
+          <w:color w:val="000000"/>
+        </w:rPr>
         <w:t>8. They built the bridge in 2010. → ______________________________</w:t>
       </w:r>
     </w:p>
     <w:p>
-      <w:r>
+      <w:pPr>
+        <w:keepNext/>
+        <w:spacing w:before="120" w:after="60"/>
+        <w:rPr>
+          <w:color w:val="000000"/>
+        </w:rPr>
+      </w:pPr>
+      <w:r>
+        <w:rPr>
+          <w:color w:val="000000"/>
+        </w:rPr>
         <w:t>9. The teacher invited Mai. → ______________________________</w:t>
       </w:r>
     </w:p>
     <w:p>
-      <w:r>
+      <w:pPr>
+        <w:keepNext/>
+        <w:spacing w:before="120" w:after="60"/>
+        <w:rPr>
+          <w:color w:val="000000"/>
+        </w:rPr>
+      </w:pPr>
+      <w:r>
+        <w:rPr>
+          <w:color w:val="000000"/>
+        </w:rPr>
         <w:t>10. Someone stole my bicycle. → ______________________________</w:t>
       </w:r>
     </w:p>
     <w:p>
       <w:pPr>
         <w:pStyle w:val="Heading1"/>
+        <w:spacing w:before="240"/>
       </w:pPr>
       <w:r>
         <w:t>PHẦN 5. CHUYỂN SANG CÂU CHỦ ĐỘNG (10 điểm)</w:t>
       </w:r>
     </w:p>
     <w:p>
-      <w:r>
+      <w:pPr>
+        <w:keepNext/>
+        <w:spacing w:before="120" w:after="60"/>
+        <w:rPr>
+          <w:color w:val="000000"/>
+        </w:rPr>
+      </w:pPr>
+      <w:r>
+        <w:rPr>
+          <w:color w:val="000000"/>
+        </w:rPr>
         <w:t>1. The room is cleaned by Lan. → ______________________________</w:t>
       </w:r>
     </w:p>
     <w:p>
-      <w:r>
+      <w:pPr>
+        <w:keepNext/>
+        <w:spacing w:before="120" w:after="60"/>
+        <w:rPr>
+          <w:color w:val="000000"/>
+        </w:rPr>
+      </w:pPr>
+      <w:r>
+        <w:rPr>
+          <w:color w:val="000000"/>
+        </w:rPr>
         <w:t>2. The letter was written by Tom. → ______________________________</w:t>
       </w:r>
     </w:p>
     <w:p>
-      <w:r>
+      <w:pPr>
+        <w:keepNext/>
+        <w:spacing w:before="120" w:after="60"/>
+        <w:rPr>
+          <w:color w:val="000000"/>
+        </w:rPr>
+      </w:pPr>
+      <w:r>
+        <w:rPr>
+          <w:color w:val="000000"/>
+        </w:rPr>
         <w:t>3. This cake was made by my mother. → ______________________________</w:t>
       </w:r>
     </w:p>
     <w:p>
-      <w:r>
+      <w:pPr>
+        <w:keepNext/>
+        <w:spacing w:before="120" w:after="60"/>
+        <w:rPr>
+          <w:color w:val="000000"/>
+        </w:rPr>
+      </w:pPr>
+      <w:r>
+        <w:rPr>
+          <w:color w:val="000000"/>
+        </w:rPr>
         <w:t>4. The bridge was built by the company. → ______________________________</w:t>
       </w:r>
     </w:p>
     <w:p>
-      <w:r>
+      <w:pPr>
+        <w:keepNext/>
+        <w:spacing w:before="120" w:after="60"/>
+        <w:rPr>
+          <w:color w:val="000000"/>
+        </w:rPr>
+      </w:pPr>
+      <w:r>
+        <w:rPr>
+          <w:color w:val="000000"/>
+        </w:rPr>
         <w:t>5. The song is sung by Hoa. → ______________________________</w:t>
       </w:r>
     </w:p>
     <w:p>
-      <w:r>
+      <w:pPr>
+        <w:keepNext/>
+        <w:spacing w:before="120" w:after="60"/>
+        <w:rPr>
+          <w:color w:val="000000"/>
+        </w:rPr>
+      </w:pPr>
+      <w:r>
+        <w:rPr>
+          <w:color w:val="000000"/>
+        </w:rPr>
         <w:t>6. The package will be delivered by Nam. → ______________________________</w:t>
       </w:r>
     </w:p>
     <w:p>
-      <w:r>
+      <w:pPr>
+        <w:keepNext/>
+        <w:spacing w:before="120" w:after="60"/>
+        <w:rPr>
+          <w:color w:val="000000"/>
+        </w:rPr>
+      </w:pPr>
+      <w:r>
+        <w:rPr>
+          <w:color w:val="000000"/>
+        </w:rPr>
         <w:t>7. We were invited by them. → ______________________________</w:t>
       </w:r>
     </w:p>
     <w:p>
-      <w:r>
+      <w:pPr>
+        <w:keepNext/>
+        <w:spacing w:before="120" w:after="60"/>
+        <w:rPr>
+          <w:color w:val="000000"/>
+        </w:rPr>
+      </w:pPr>
+      <w:r>
+        <w:rPr>
+          <w:color w:val="000000"/>
+        </w:rPr>
         <w:t>8. The window was opened by Minh. → ______________________________</w:t>
       </w:r>
     </w:p>
     <w:p>
-      <w:r>
+      <w:pPr>
+        <w:keepNext/>
+        <w:spacing w:before="120" w:after="60"/>
+        <w:rPr>
+          <w:color w:val="000000"/>
+        </w:rPr>
+      </w:pPr>
+      <w:r>
+        <w:rPr>
+          <w:color w:val="000000"/>
+        </w:rPr>
         <w:t>9. The photos were taken by Lan. → ______________________________</w:t>
       </w:r>
     </w:p>
     <w:p>
-      <w:r>
+      <w:pPr>
+        <w:keepNext/>
+        <w:spacing w:before="120" w:after="60"/>
+        <w:rPr>
+          <w:color w:val="000000"/>
+        </w:rPr>
+      </w:pPr>
+      <w:r>
+        <w:rPr>
+          <w:color w:val="000000"/>
+        </w:rPr>
         <w:t>10. The lesson is explained by the teacher. → ______________________________</w:t>
       </w:r>
     </w:p>
     <w:p>
       <w:pPr>
         <w:pStyle w:val="Heading1"/>
+        <w:spacing w:before="240"/>
       </w:pPr>
       <w:r>
         <w:t>PHẦN 6. CHỌN ĐẠI TỪ ĐÚNG SAU BY (10 điểm)</w:t>
       </w:r>
     </w:p>
     <w:p>
-      <w:r>
+      <w:pPr>
+        <w:keepNext/>
+        <w:spacing w:before="120" w:after="60"/>
+        <w:rPr>
+          <w:color w:val="000000"/>
+        </w:rPr>
+      </w:pPr>
+      <w:r>
+        <w:rPr>
+          <w:color w:val="000000"/>
+        </w:rPr>
         <w:t>1. The work was done by (he / him).</w:t>
       </w:r>
     </w:p>
     <w:p>
-      <w:r>
+      <w:pPr>
+        <w:keepNext/>
+        <w:spacing w:before="120" w:after="60"/>
+        <w:rPr>
+          <w:color w:val="000000"/>
+        </w:rPr>
+      </w:pPr>
+      <w:r>
+        <w:rPr>
+          <w:color w:val="000000"/>
+        </w:rPr>
         <w:t>2. I was invited by (she / her).</w:t>
       </w:r>
     </w:p>
     <w:p>
-      <w:r>
+      <w:pPr>
+        <w:keepNext/>
+        <w:spacing w:before="120" w:after="60"/>
+        <w:rPr>
+          <w:color w:val="000000"/>
+        </w:rPr>
+      </w:pPr>
+      <w:r>
+        <w:rPr>
+          <w:color w:val="000000"/>
+        </w:rPr>
         <w:t>3. The meal was cooked by (they / them).</w:t>
       </w:r>
     </w:p>
     <w:p>
-      <w:r>
+      <w:pPr>
+        <w:keepNext/>
+        <w:spacing w:before="120" w:after="60"/>
+        <w:rPr>
+          <w:color w:val="000000"/>
+        </w:rPr>
+      </w:pPr>
+      <w:r>
+        <w:rPr>
+          <w:color w:val="000000"/>
+        </w:rPr>
         <w:t>4. We were helped by (he / him).</w:t>
       </w:r>
     </w:p>
     <w:p>
-      <w:r>
+      <w:pPr>
+        <w:keepNext/>
+        <w:spacing w:before="120" w:after="60"/>
+        <w:rPr>
+          <w:color w:val="000000"/>
+        </w:rPr>
+      </w:pPr>
+      <w:r>
+        <w:rPr>
+          <w:color w:val="000000"/>
+        </w:rPr>
         <w:t>5. The picture was painted by (she / her).</w:t>
       </w:r>
     </w:p>
     <w:p>
-      <w:r>
+      <w:pPr>
+        <w:keepNext/>
+        <w:spacing w:before="120" w:after="60"/>
+        <w:rPr>
+          <w:color w:val="000000"/>
+        </w:rPr>
+      </w:pPr>
+      <w:r>
+        <w:rPr>
+          <w:color w:val="000000"/>
+        </w:rPr>
         <w:t>6. Lan was called by (I / me).</w:t>
       </w:r>
     </w:p>
     <w:p>
-      <w:r>
+      <w:pPr>
+        <w:keepNext/>
+        <w:spacing w:before="120" w:after="60"/>
+        <w:rPr>
+          <w:color w:val="000000"/>
+        </w:rPr>
+      </w:pPr>
+      <w:r>
+        <w:rPr>
+          <w:color w:val="000000"/>
+        </w:rPr>
         <w:t>7. The bags were carried by (we / us).</w:t>
       </w:r>
     </w:p>
     <w:p>
-      <w:r>
+      <w:pPr>
+        <w:keepNext/>
+        <w:spacing w:before="120" w:after="60"/>
+        <w:rPr>
+          <w:color w:val="000000"/>
+        </w:rPr>
+      </w:pPr>
+      <w:r>
+        <w:rPr>
+          <w:color w:val="000000"/>
+        </w:rPr>
         <w:t>8. He was chosen by (they / them).</w:t>
       </w:r>
     </w:p>
     <w:p>
-      <w:r>
+      <w:pPr>
+        <w:keepNext/>
+        <w:spacing w:before="120" w:after="60"/>
+        <w:rPr>
+          <w:color w:val="000000"/>
+        </w:rPr>
+      </w:pPr>
+      <w:r>
+        <w:rPr>
+          <w:color w:val="000000"/>
+        </w:rPr>
         <w:t>9. The song was written by (she / her).</w:t>
       </w:r>
     </w:p>
     <w:p>
-      <w:r>
+      <w:pPr>
+        <w:keepNext/>
+        <w:spacing w:before="120" w:after="60"/>
+        <w:rPr>
+          <w:color w:val="000000"/>
+        </w:rPr>
+      </w:pPr>
+      <w:r>
+        <w:rPr>
+          <w:color w:val="000000"/>
+        </w:rPr>
         <w:t>10. They were taught by (we / us).</w:t>
       </w:r>
     </w:p>
     <w:p>
       <w:pPr>
         <w:pStyle w:val="Heading1"/>
+        <w:spacing w:before="240"/>
       </w:pPr>
       <w:r>
         <w:t>PHẦN 7. SỬA LỖI SAI (10 điểm)</w:t>
       </w:r>
     </w:p>
     <w:p>
-      <w:r>
+      <w:pPr>
+        <w:keepNext/>
+        <w:spacing w:before="120" w:after="60"/>
+        <w:rPr>
+          <w:color w:val="000000"/>
+        </w:rPr>
+      </w:pPr>
+      <w:r>
+        <w:rPr>
+          <w:color w:val="000000"/>
+        </w:rPr>
         <w:t>1. The room cleaned every day. → ______________________________</w:t>
       </w:r>
     </w:p>
     <w:p>
-      <w:r>
+      <w:pPr>
+        <w:keepNext/>
+        <w:spacing w:before="120" w:after="60"/>
+        <w:rPr>
+          <w:color w:val="000000"/>
+        </w:rPr>
+      </w:pPr>
+      <w:r>
+        <w:rPr>
+          <w:color w:val="000000"/>
+        </w:rPr>
         <w:t>2. The letter is wrote by Lan. → ______________________________</w:t>
       </w:r>
     </w:p>
     <w:p>
-      <w:r>
+      <w:pPr>
+        <w:keepNext/>
+        <w:spacing w:before="120" w:after="60"/>
+        <w:rPr>
+          <w:color w:val="000000"/>
+        </w:rPr>
+      </w:pPr>
+      <w:r>
+        <w:rPr>
+          <w:color w:val="000000"/>
+        </w:rPr>
         <w:t>3. The houses is built of brick. → ______________________________</w:t>
       </w:r>
     </w:p>
     <w:p>
-      <w:r>
+      <w:pPr>
+        <w:keepNext/>
+        <w:spacing w:before="120" w:after="60"/>
+        <w:rPr>
+          <w:color w:val="000000"/>
+        </w:rPr>
+      </w:pPr>
+      <w:r>
+        <w:rPr>
+          <w:color w:val="000000"/>
+        </w:rPr>
         <w:t>4. The cake was make yesterday. → ______________________________</w:t>
       </w:r>
     </w:p>
     <w:p>
-      <w:r>
+      <w:pPr>
+        <w:keepNext/>
+        <w:spacing w:before="120" w:after="60"/>
+        <w:rPr>
+          <w:color w:val="000000"/>
+        </w:rPr>
+      </w:pPr>
+      <w:r>
+        <w:rPr>
+          <w:color w:val="000000"/>
+        </w:rPr>
         <w:t>5. She was invited by they. → ______________________________</w:t>
       </w:r>
     </w:p>
     <w:p>
-      <w:r>
+      <w:pPr>
+        <w:keepNext/>
+        <w:spacing w:before="120" w:after="60"/>
+        <w:rPr>
+          <w:color w:val="000000"/>
+        </w:rPr>
+      </w:pPr>
+      <w:r>
+        <w:rPr>
+          <w:color w:val="000000"/>
+        </w:rPr>
         <w:t>6. English speaks in this office. → ______________________________</w:t>
       </w:r>
     </w:p>
     <w:p>
-      <w:r>
+      <w:pPr>
+        <w:keepNext/>
+        <w:spacing w:before="120" w:after="60"/>
+        <w:rPr>
+          <w:color w:val="000000"/>
+        </w:rPr>
+      </w:pPr>
+      <w:r>
+        <w:rPr>
+          <w:color w:val="000000"/>
+        </w:rPr>
         <w:t>7. The windows were broke last night. → ______________________________</w:t>
       </w:r>
     </w:p>
     <w:p>
-      <w:r>
+      <w:pPr>
+        <w:keepNext/>
+        <w:spacing w:before="120" w:after="60"/>
+        <w:rPr>
+          <w:color w:val="000000"/>
+        </w:rPr>
+      </w:pPr>
+      <w:r>
+        <w:rPr>
+          <w:color w:val="000000"/>
+        </w:rPr>
         <w:t>8. This car made in Japan. → ______________________________</w:t>
       </w:r>
     </w:p>
     <w:p>
-      <w:r>
+      <w:pPr>
+        <w:keepNext/>
+        <w:spacing w:before="120" w:after="60"/>
+        <w:rPr>
+          <w:color w:val="000000"/>
+        </w:rPr>
+      </w:pPr>
+      <w:r>
+        <w:rPr>
+          <w:color w:val="000000"/>
+        </w:rPr>
         <w:t>9. The package will delivered tomorrow. → ______________________________</w:t>
       </w:r>
     </w:p>
     <w:p>
-      <w:r>
+      <w:pPr>
+        <w:keepNext/>
+        <w:spacing w:before="120" w:after="60"/>
+        <w:rPr>
+          <w:color w:val="000000"/>
+        </w:rPr>
+      </w:pPr>
+      <w:r>
+        <w:rPr>
+          <w:color w:val="000000"/>
+        </w:rPr>
         <w:t>10. He was arrived at the station. → ______________________________</w:t>
       </w:r>
     </w:p>
     <w:p>
       <w:pPr>
         <w:pStyle w:val="Heading1"/>
+        <w:spacing w:before="240"/>
       </w:pPr>
       <w:r>
         <w:t>PHẦN 8. DỊCH SANG TIẾNG ANH (10 điểm)</w:t>
       </w:r>
     </w:p>
     <w:p>
-      <w:r>
+      <w:pPr>
+        <w:keepNext/>
+        <w:spacing w:before="120" w:after="60"/>
+        <w:rPr>
+          <w:color w:val="000000"/>
+        </w:rPr>
+      </w:pPr>
+      <w:r>
+        <w:rPr>
+          <w:color w:val="000000"/>
+        </w:rPr>
         <w:t>1. Căn phòng được dọn mỗi ngày.</w:t>
       </w:r>
     </w:p>
     <w:p>
-      <w:r>
+      <w:pPr>
+        <w:keepNext/>
+        <w:spacing w:before="120" w:after="60"/>
+        <w:rPr>
+          <w:color w:val="000000"/>
+        </w:rPr>
+      </w:pPr>
+      <w:r>
+        <w:rPr>
+          <w:color w:val="000000"/>
+        </w:rPr>
         <w:t>2. Tiếng Anh được nói ở đây.</w:t>
       </w:r>
     </w:p>
     <w:p>
-      <w:r>
+      <w:pPr>
+        <w:keepNext/>
+        <w:spacing w:before="120" w:after="60"/>
+        <w:rPr>
+          <w:color w:val="000000"/>
+        </w:rPr>
+      </w:pPr>
+      <w:r>
+        <w:rPr>
+          <w:color w:val="000000"/>
+        </w:rPr>
         <w:t>3. Bức thư được Lan viết.</w:t>
       </w:r>
     </w:p>
     <w:p>
-      <w:r>
+      <w:pPr>
+        <w:keepNext/>
+        <w:spacing w:before="120" w:after="60"/>
+        <w:rPr>
+          <w:color w:val="000000"/>
+        </w:rPr>
+      </w:pPr>
+      <w:r>
+        <w:rPr>
+          <w:color w:val="000000"/>
+        </w:rPr>
         <w:t>4. Chiếc bánh được mẹ tôi làm hôm qua.</w:t>
       </w:r>
     </w:p>
     <w:p>
-      <w:r>
+      <w:pPr>
+        <w:keepNext/>
+        <w:spacing w:before="120" w:after="60"/>
+        <w:rPr>
+          <w:color w:val="000000"/>
+        </w:rPr>
+      </w:pPr>
+      <w:r>
+        <w:rPr>
+          <w:color w:val="000000"/>
+        </w:rPr>
         <w:t>5. Những cửa sổ đã bị vỡ trong cơn bão.</w:t>
       </w:r>
     </w:p>
     <w:p>
-      <w:r>
+      <w:pPr>
+        <w:keepNext/>
+        <w:spacing w:before="120" w:after="60"/>
+        <w:rPr>
+          <w:color w:val="000000"/>
+        </w:rPr>
+      </w:pPr>
+      <w:r>
+        <w:rPr>
+          <w:color w:val="000000"/>
+        </w:rPr>
         <w:t>6. Cây cầu được xây vào năm 2010.</w:t>
       </w:r>
     </w:p>
     <w:p>
-      <w:r>
+      <w:pPr>
+        <w:keepNext/>
+        <w:spacing w:before="120" w:after="60"/>
+        <w:rPr>
+          <w:color w:val="000000"/>
+        </w:rPr>
+      </w:pPr>
+      <w:r>
+        <w:rPr>
+          <w:color w:val="000000"/>
+        </w:rPr>
         <w:t>7. Gói hàng sẽ được giao vào ngày mai.</w:t>
       </w:r>
     </w:p>
     <w:p>
-      <w:r>
+      <w:pPr>
+        <w:keepNext/>
+        <w:spacing w:before="120" w:after="60"/>
+        <w:rPr>
+          <w:color w:val="000000"/>
+        </w:rPr>
+      </w:pPr>
+      <w:r>
+        <w:rPr>
+          <w:color w:val="000000"/>
+        </w:rPr>
         <w:t>8. Tôi đã được mời đến bữa tiệc.</w:t>
       </w:r>
     </w:p>
     <w:p>
-      <w:r>
+      <w:pPr>
+        <w:keepNext/>
+        <w:spacing w:before="120" w:after="60"/>
+        <w:rPr>
+          <w:color w:val="000000"/>
+        </w:rPr>
+      </w:pPr>
+      <w:r>
+        <w:rPr>
+          <w:color w:val="000000"/>
+        </w:rPr>
         <w:t>9. Sản phẩm này được sản xuất tại Việt Nam.</w:t>
       </w:r>
     </w:p>
     <w:p>
-      <w:r>
+      <w:pPr>
+        <w:keepNext/>
+        <w:spacing w:before="120" w:after="60"/>
+        <w:rPr>
+          <w:color w:val="000000"/>
+        </w:rPr>
+      </w:pPr>
+      <w:r>
+        <w:rPr>
+          <w:color w:val="000000"/>
+        </w:rPr>
         <w:t>10. Xe đạp của tôi đã bị lấy trộm.</w:t>
       </w:r>
     </w:p>
     <w:p>
       <w:pPr>
         <w:pStyle w:val="Heading1"/>
+        <w:spacing w:before="240"/>
       </w:pPr>
       <w:r>
         <w:t>PHẦN 9. ĐỌC HIỂU (10 điểm)</w:t>
       </w:r>
     </w:p>
     <w:p>
-      <w:r>
+      <w:pPr>
+        <w:rPr>
+          <w:color w:val="000000"/>
+        </w:rPr>
+      </w:pPr>
+      <w:r>
+        <w:rPr>
+          <w:color w:val="000000"/>
+        </w:rPr>
         <w:t>Đọc đoạn văn:</w:t>
       </w:r>
     </w:p>
     <w:p>
-      <w:r>
+      <w:pPr>
+        <w:rPr>
+          <w:color w:val="000000"/>
+        </w:rPr>
+      </w:pPr>
+      <w:r>
+        <w:rPr>
+          <w:color w:val="000000"/>
+        </w:rPr>
         <w:t>Sunrise Hotel is located near the beach. The rooms are cleaned every morning, and breakfast is served from 6:30 to 10:00. Fresh bread is made in the hotel kitchen. Guests are welcomed by friendly staff. Last year, the lobby was redesigned by a local architect. New furniture was added, and the walls were painted blue. Next month, a small swimming pool will be built behind the hotel.</w:t>
       </w:r>
     </w:p>
     <w:p>
-      <w:r>
+      <w:pPr>
+        <w:rPr>
+          <w:color w:val="000000"/>
+        </w:rPr>
+      </w:pPr>
+      <w:r>
+        <w:rPr>
+          <w:color w:val="000000"/>
+        </w:rPr>
         <w:t>Trả lời câu hỏi:</w:t>
       </w:r>
     </w:p>
     <w:p>
-      <w:r>
+      <w:pPr>
+        <w:keepNext/>
+        <w:spacing w:before="120" w:after="60"/>
+        <w:rPr>
+          <w:color w:val="000000"/>
+        </w:rPr>
+      </w:pPr>
+      <w:r>
+        <w:rPr>
+          <w:color w:val="000000"/>
+        </w:rPr>
         <w:t>1. Where is the hotel located?</w:t>
       </w:r>
     </w:p>
     <w:p>
-      <w:r>
+      <w:pPr>
+        <w:keepNext/>
+        <w:spacing w:before="120" w:after="60"/>
+        <w:rPr>
+          <w:color w:val="000000"/>
+        </w:rPr>
+      </w:pPr>
+      <w:r>
+        <w:rPr>
+          <w:color w:val="000000"/>
+        </w:rPr>
         <w:t>2. When are the rooms cleaned?</w:t>
       </w:r>
     </w:p>
     <w:p>
-      <w:r>
+      <w:pPr>
+        <w:keepNext/>
+        <w:spacing w:before="120" w:after="60"/>
+        <w:rPr>
+          <w:color w:val="000000"/>
+        </w:rPr>
+      </w:pPr>
+      <w:r>
+        <w:rPr>
+          <w:color w:val="000000"/>
+        </w:rPr>
         <w:t>3. What is served from 6:30 to 10:00?</w:t>
       </w:r>
     </w:p>
     <w:p>
-      <w:r>
+      <w:pPr>
+        <w:keepNext/>
+        <w:spacing w:before="120" w:after="60"/>
+        <w:rPr>
+          <w:color w:val="000000"/>
+        </w:rPr>
+      </w:pPr>
+      <w:r>
+        <w:rPr>
+          <w:color w:val="000000"/>
+        </w:rPr>
         <w:t>4. Where is fresh bread made?</w:t>
       </w:r>
     </w:p>
     <w:p>
-      <w:r>
+      <w:pPr>
+        <w:keepNext/>
+        <w:spacing w:before="120" w:after="60"/>
+        <w:rPr>
+          <w:color w:val="000000"/>
+        </w:rPr>
+      </w:pPr>
+      <w:r>
+        <w:rPr>
+          <w:color w:val="000000"/>
+        </w:rPr>
         <w:t>5. Who welcomes the guests?</w:t>
       </w:r>
     </w:p>
     <w:p>
-      <w:r>
+      <w:pPr>
+        <w:keepNext/>
+        <w:spacing w:before="120" w:after="60"/>
+        <w:rPr>
+          <w:color w:val="000000"/>
+        </w:rPr>
+      </w:pPr>
+      <w:r>
+        <w:rPr>
+          <w:color w:val="000000"/>
+        </w:rPr>
         <w:t>6. What was redesigned last year?</w:t>
       </w:r>
     </w:p>
     <w:p>
-      <w:r>
+      <w:pPr>
+        <w:keepNext/>
+        <w:spacing w:before="120" w:after="60"/>
+        <w:rPr>
+          <w:color w:val="000000"/>
+        </w:rPr>
+      </w:pPr>
+      <w:r>
+        <w:rPr>
+          <w:color w:val="000000"/>
+        </w:rPr>
         <w:t>7. Who redesigned it?</w:t>
       </w:r>
     </w:p>
     <w:p>
-      <w:r>
+      <w:pPr>
+        <w:keepNext/>
+        <w:spacing w:before="120" w:after="60"/>
+        <w:rPr>
+          <w:color w:val="000000"/>
+        </w:rPr>
+      </w:pPr>
+      <w:r>
+        <w:rPr>
+          <w:color w:val="000000"/>
+        </w:rPr>
         <w:t>8. What was added?</w:t>
       </w:r>
     </w:p>
     <w:p>
-      <w:r>
+      <w:pPr>
+        <w:keepNext/>
+        <w:spacing w:before="120" w:after="60"/>
+        <w:rPr>
+          <w:color w:val="000000"/>
+        </w:rPr>
+      </w:pPr>
+      <w:r>
+        <w:rPr>
+          <w:color w:val="000000"/>
+        </w:rPr>
         <w:t>9. What color were the walls painted?</w:t>
       </w:r>
     </w:p>
     <w:p>
-      <w:r>
+      <w:pPr>
+        <w:keepNext/>
+        <w:spacing w:before="120" w:after="60"/>
+        <w:rPr>
+          <w:color w:val="000000"/>
+        </w:rPr>
+      </w:pPr>
+      <w:r>
+        <w:rPr>
+          <w:color w:val="000000"/>
+        </w:rPr>
         <w:t>10. What will be built next month?</w:t>
       </w:r>
     </w:p>
     <w:p>
       <w:pPr>
         <w:pStyle w:val="Heading1"/>
+        <w:spacing w:before="240"/>
       </w:pPr>
       <w:r>
         <w:t>PHẦN 10. SẮP XẾP THÀNH CÂU BỊ ĐỘNG (10 điểm)</w:t>
       </w:r>
     </w:p>
     <w:p>
-      <w:r>
+      <w:pPr>
+        <w:keepNext/>
+        <w:spacing w:before="120" w:after="60"/>
+        <w:rPr>
+          <w:color w:val="000000"/>
+        </w:rPr>
+      </w:pPr>
+      <w:r>
+        <w:rPr>
+          <w:color w:val="000000"/>
+        </w:rPr>
         <w:t>1. room / is / every day / cleaned → ______________________________</w:t>
       </w:r>
     </w:p>
     <w:p>
-      <w:r>
+      <w:pPr>
+        <w:keepNext/>
+        <w:spacing w:before="120" w:after="60"/>
+        <w:rPr>
+          <w:color w:val="000000"/>
+        </w:rPr>
+      </w:pPr>
+      <w:r>
+        <w:rPr>
+          <w:color w:val="000000"/>
+        </w:rPr>
         <w:t>2. English / spoken / is / here → ______________________________</w:t>
       </w:r>
     </w:p>
     <w:p>
-      <w:r>
+      <w:pPr>
+        <w:keepNext/>
+        <w:spacing w:before="120" w:after="60"/>
+        <w:rPr>
+          <w:color w:val="000000"/>
+        </w:rPr>
+      </w:pPr>
+      <w:r>
+        <w:rPr>
+          <w:color w:val="000000"/>
+        </w:rPr>
         <w:t>3. letter / was / by Lan / written → ______________________________</w:t>
       </w:r>
     </w:p>
     <w:p>
-      <w:r>
+      <w:pPr>
+        <w:keepNext/>
+        <w:spacing w:before="120" w:after="60"/>
+        <w:rPr>
+          <w:color w:val="000000"/>
+        </w:rPr>
+      </w:pPr>
+      <w:r>
+        <w:rPr>
+          <w:color w:val="000000"/>
+        </w:rPr>
         <w:t>4. cars / are / in Japan / made → ______________________________</w:t>
       </w:r>
     </w:p>
     <w:p>
-      <w:r>
+      <w:pPr>
+        <w:keepNext/>
+        <w:spacing w:before="120" w:after="60"/>
+        <w:rPr>
+          <w:color w:val="000000"/>
+        </w:rPr>
+      </w:pPr>
+      <w:r>
+        <w:rPr>
+          <w:color w:val="000000"/>
+        </w:rPr>
         <w:t>5. windows / were / storm / broken / by the → ______________________________</w:t>
       </w:r>
     </w:p>
     <w:p>
-      <w:r>
+      <w:pPr>
+        <w:keepNext/>
+        <w:spacing w:before="120" w:after="60"/>
+        <w:rPr>
+          <w:color w:val="000000"/>
+        </w:rPr>
+      </w:pPr>
+      <w:r>
+        <w:rPr>
+          <w:color w:val="000000"/>
+        </w:rPr>
         <w:t>6. cake / was / mother / made / my / by → ______________________________</w:t>
       </w:r>
     </w:p>
     <w:p>
-      <w:r>
+      <w:pPr>
+        <w:keepNext/>
+        <w:spacing w:before="120" w:after="60"/>
+        <w:rPr>
+          <w:color w:val="000000"/>
+        </w:rPr>
+      </w:pPr>
+      <w:r>
+        <w:rPr>
+          <w:color w:val="000000"/>
+        </w:rPr>
         <w:t>7. bridge / built / 2010 / was / in → ______________________________</w:t>
       </w:r>
     </w:p>
     <w:p>
-      <w:r>
+      <w:pPr>
+        <w:keepNext/>
+        <w:spacing w:before="120" w:after="60"/>
+        <w:rPr>
+          <w:color w:val="000000"/>
+        </w:rPr>
+      </w:pPr>
+      <w:r>
+        <w:rPr>
+          <w:color w:val="000000"/>
+        </w:rPr>
         <w:t>8. package / will / tomorrow / delivered / be → ______________________________</w:t>
       </w:r>
     </w:p>
     <w:p>
-      <w:r>
+      <w:pPr>
+        <w:keepNext/>
+        <w:spacing w:before="120" w:after="60"/>
+        <w:rPr>
+          <w:color w:val="000000"/>
+        </w:rPr>
+      </w:pPr>
+      <w:r>
+        <w:rPr>
+          <w:color w:val="000000"/>
+        </w:rPr>
         <w:t>9. we / invited / were / them / by → ______________________________</w:t>
       </w:r>
     </w:p>
     <w:p>
-      <w:r>
+      <w:pPr>
+        <w:keepNext/>
+        <w:spacing w:before="120" w:after="60"/>
+        <w:rPr>
+          <w:color w:val="000000"/>
+        </w:rPr>
+      </w:pPr>
+      <w:r>
+        <w:rPr>
+          <w:color w:val="000000"/>
+        </w:rPr>
         <w:t>10. song / is / Hoa / sung / by → ______________________________</w:t>
       </w:r>
     </w:p>
     <w:p>
       <w:pPr>
         <w:spacing w:after="160"/>
-      </w:pPr>
-      <w:r>
+        <w:rPr>
+          <w:color w:val="000000"/>
+        </w:rPr>
+      </w:pPr>
+      <w:r>
+        <w:rPr>
+          <w:color w:val="000000"/>
+        </w:rPr>
         <w:br w:type="page"/>
       </w:r>
     </w:p>
     <w:p>
       <w:pPr>
         <w:pStyle w:val="Title"/>
+        <w:keepNext/>
+        <w:pageBreakBefore/>
+        <w:spacing w:after="240"/>
         <w:jc w:val="center"/>
         <w:rPr>
           <w:rFonts w:ascii="Arial" w:hAnsi="Arial" w:cs="Arial"/>
           <w:b/>
+          <w:color w:val="000000"/>
           <w:sz w:val="32"/>
         </w:rPr>
       </w:pPr>
@@ -662,6 +1719,7 @@
         <w:rPr>
           <w:rFonts w:ascii="Arial" w:hAnsi="Arial" w:cs="Arial"/>
           <w:b/>
+          <w:color w:val="000000"/>
           <w:sz w:val="32"/>
         </w:rPr>
         <w:t>ĐÁP ÁN</w:t>
@@ -670,18 +1728,22 @@
     <w:p>
       <w:pPr>
         <w:pStyle w:val="Title"/>
+        <w:keepNext/>
+        <w:spacing w:after="240"/>
         <w:jc w:val="center"/>
         <w:rPr>
           <w:rFonts w:ascii="Arial" w:hAnsi="Arial" w:cs="Arial"/>
           <w:b/>
-          <w:sz w:val="36"/>
+          <w:color w:val="000000"/>
+          <w:sz w:val="30"/>
         </w:rPr>
       </w:pPr>
       <w:r>
         <w:rPr>
           <w:rFonts w:ascii="Arial" w:hAnsi="Arial" w:cs="Arial"/>
           <w:b/>
-          <w:sz w:val="36"/>
+          <w:color w:val="000000"/>
+          <w:sz w:val="30"/>
         </w:rPr>
         <w:t>BÀI TẬP NGÀY 45 – CÂU BỊ ĐỘNG CƠ BẢN</w:t>
       </w:r>
@@ -689,584 +1751,1500 @@
     <w:p>
       <w:pPr>
         <w:pStyle w:val="Heading1"/>
+        <w:spacing w:before="0"/>
       </w:pPr>
       <w:r>
         <w:t>PHẦN 1</w:t>
       </w:r>
     </w:p>
     <w:p>
-      <w:r>
+      <w:pPr>
+        <w:spacing w:after="160"/>
+        <w:rPr>
+          <w:color w:val="000000"/>
+        </w:rPr>
+      </w:pPr>
+      <w:r>
+        <w:rPr>
+          <w:color w:val="000000"/>
+        </w:rPr>
         <w:t>1. B</w:t>
       </w:r>
     </w:p>
     <w:p>
-      <w:r>
+      <w:pPr>
+        <w:spacing w:after="160"/>
+        <w:rPr>
+          <w:color w:val="000000"/>
+        </w:rPr>
+      </w:pPr>
+      <w:r>
+        <w:rPr>
+          <w:color w:val="000000"/>
+        </w:rPr>
         <w:t>2. B</w:t>
       </w:r>
     </w:p>
     <w:p>
-      <w:r>
+      <w:pPr>
+        <w:spacing w:after="160"/>
+        <w:rPr>
+          <w:color w:val="000000"/>
+        </w:rPr>
+      </w:pPr>
+      <w:r>
+        <w:rPr>
+          <w:color w:val="000000"/>
+        </w:rPr>
         <w:t>3. A</w:t>
       </w:r>
     </w:p>
     <w:p>
-      <w:r>
+      <w:pPr>
+        <w:spacing w:after="160"/>
+        <w:rPr>
+          <w:color w:val="000000"/>
+        </w:rPr>
+      </w:pPr>
+      <w:r>
+        <w:rPr>
+          <w:color w:val="000000"/>
+        </w:rPr>
         <w:t>4. B</w:t>
       </w:r>
     </w:p>
     <w:p>
-      <w:r>
+      <w:pPr>
+        <w:spacing w:after="160"/>
+        <w:rPr>
+          <w:color w:val="000000"/>
+        </w:rPr>
+      </w:pPr>
+      <w:r>
+        <w:rPr>
+          <w:color w:val="000000"/>
+        </w:rPr>
         <w:t>5. A</w:t>
       </w:r>
     </w:p>
     <w:p>
-      <w:r>
+      <w:pPr>
+        <w:spacing w:after="160"/>
+        <w:rPr>
+          <w:color w:val="000000"/>
+        </w:rPr>
+      </w:pPr>
+      <w:r>
+        <w:rPr>
+          <w:color w:val="000000"/>
+        </w:rPr>
         <w:t>6. B</w:t>
       </w:r>
     </w:p>
     <w:p>
-      <w:r>
+      <w:pPr>
+        <w:spacing w:after="160"/>
+        <w:rPr>
+          <w:color w:val="000000"/>
+        </w:rPr>
+      </w:pPr>
+      <w:r>
+        <w:rPr>
+          <w:color w:val="000000"/>
+        </w:rPr>
         <w:t>7. C</w:t>
       </w:r>
     </w:p>
     <w:p>
-      <w:r>
+      <w:pPr>
+        <w:spacing w:after="160"/>
+        <w:rPr>
+          <w:color w:val="000000"/>
+        </w:rPr>
+      </w:pPr>
+      <w:r>
+        <w:rPr>
+          <w:color w:val="000000"/>
+        </w:rPr>
         <w:t>8. B</w:t>
       </w:r>
     </w:p>
     <w:p>
-      <w:r>
+      <w:pPr>
+        <w:spacing w:after="160"/>
+        <w:rPr>
+          <w:color w:val="000000"/>
+        </w:rPr>
+      </w:pPr>
+      <w:r>
+        <w:rPr>
+          <w:color w:val="000000"/>
+        </w:rPr>
         <w:t>9. B</w:t>
       </w:r>
     </w:p>
     <w:p>
-      <w:r>
+      <w:pPr>
+        <w:spacing w:after="160"/>
+        <w:rPr>
+          <w:color w:val="000000"/>
+        </w:rPr>
+      </w:pPr>
+      <w:r>
+        <w:rPr>
+          <w:color w:val="000000"/>
+        </w:rPr>
         <w:t>10. B</w:t>
       </w:r>
     </w:p>
     <w:p>
       <w:pPr>
         <w:pStyle w:val="Heading1"/>
+        <w:spacing w:before="240"/>
       </w:pPr>
       <w:r>
         <w:t>PHẦN 2</w:t>
       </w:r>
     </w:p>
     <w:p>
-      <w:r>
+      <w:pPr>
+        <w:spacing w:after="160"/>
+        <w:rPr>
+          <w:color w:val="000000"/>
+        </w:rPr>
+      </w:pPr>
+      <w:r>
+        <w:rPr>
+          <w:color w:val="000000"/>
+        </w:rPr>
         <w:t>1. is</w:t>
       </w:r>
     </w:p>
     <w:p>
-      <w:r>
+      <w:pPr>
+        <w:spacing w:after="160"/>
+        <w:rPr>
+          <w:color w:val="000000"/>
+        </w:rPr>
+      </w:pPr>
+      <w:r>
+        <w:rPr>
+          <w:color w:val="000000"/>
+        </w:rPr>
         <w:t>2. are</w:t>
       </w:r>
     </w:p>
     <w:p>
-      <w:r>
+      <w:pPr>
+        <w:spacing w:after="160"/>
+        <w:rPr>
+          <w:color w:val="000000"/>
+        </w:rPr>
+      </w:pPr>
+      <w:r>
+        <w:rPr>
+          <w:color w:val="000000"/>
+        </w:rPr>
         <w:t>3. was</w:t>
       </w:r>
     </w:p>
     <w:p>
-      <w:r>
+      <w:pPr>
+        <w:spacing w:after="160"/>
+        <w:rPr>
+          <w:color w:val="000000"/>
+        </w:rPr>
+      </w:pPr>
+      <w:r>
+        <w:rPr>
+          <w:color w:val="000000"/>
+        </w:rPr>
         <w:t>4. were</w:t>
       </w:r>
     </w:p>
     <w:p>
-      <w:r>
+      <w:pPr>
+        <w:spacing w:after="160"/>
+        <w:rPr>
+          <w:color w:val="000000"/>
+        </w:rPr>
+      </w:pPr>
+      <w:r>
+        <w:rPr>
+          <w:color w:val="000000"/>
+        </w:rPr>
         <w:t>5. will</w:t>
       </w:r>
     </w:p>
     <w:p>
-      <w:r>
+      <w:pPr>
+        <w:spacing w:after="160"/>
+        <w:rPr>
+          <w:color w:val="000000"/>
+        </w:rPr>
+      </w:pPr>
+      <w:r>
+        <w:rPr>
+          <w:color w:val="000000"/>
+        </w:rPr>
         <w:t>6. is</w:t>
       </w:r>
     </w:p>
     <w:p>
-      <w:r>
+      <w:pPr>
+        <w:spacing w:after="160"/>
+        <w:rPr>
+          <w:color w:val="000000"/>
+        </w:rPr>
+      </w:pPr>
+      <w:r>
+        <w:rPr>
+          <w:color w:val="000000"/>
+        </w:rPr>
         <w:t>7. were</w:t>
       </w:r>
     </w:p>
     <w:p>
-      <w:r>
+      <w:pPr>
+        <w:spacing w:after="160"/>
+        <w:rPr>
+          <w:color w:val="000000"/>
+        </w:rPr>
+      </w:pPr>
+      <w:r>
+        <w:rPr>
+          <w:color w:val="000000"/>
+        </w:rPr>
         <w:t>8. is</w:t>
       </w:r>
     </w:p>
     <w:p>
-      <w:r>
+      <w:pPr>
+        <w:spacing w:after="160"/>
+        <w:rPr>
+          <w:color w:val="000000"/>
+        </w:rPr>
+      </w:pPr>
+      <w:r>
+        <w:rPr>
+          <w:color w:val="000000"/>
+        </w:rPr>
         <w:t>9. were</w:t>
       </w:r>
     </w:p>
     <w:p>
-      <w:r>
+      <w:pPr>
+        <w:spacing w:after="160"/>
+        <w:rPr>
+          <w:color w:val="000000"/>
+        </w:rPr>
+      </w:pPr>
+      <w:r>
+        <w:rPr>
+          <w:color w:val="000000"/>
+        </w:rPr>
         <w:t>10. will</w:t>
       </w:r>
     </w:p>
     <w:p>
       <w:pPr>
         <w:pStyle w:val="Heading1"/>
+        <w:spacing w:before="240"/>
       </w:pPr>
       <w:r>
         <w:t>PHẦN 3</w:t>
       </w:r>
     </w:p>
     <w:p>
-      <w:r>
+      <w:pPr>
+        <w:spacing w:after="160"/>
+        <w:rPr>
+          <w:color w:val="000000"/>
+        </w:rPr>
+      </w:pPr>
+      <w:r>
+        <w:rPr>
+          <w:color w:val="000000"/>
+        </w:rPr>
         <w:t>1. cleaned</w:t>
       </w:r>
     </w:p>
     <w:p>
-      <w:r>
+      <w:pPr>
+        <w:spacing w:after="160"/>
+        <w:rPr>
+          <w:color w:val="000000"/>
+        </w:rPr>
+      </w:pPr>
+      <w:r>
+        <w:rPr>
+          <w:color w:val="000000"/>
+        </w:rPr>
         <w:t>2. written</w:t>
       </w:r>
     </w:p>
     <w:p>
-      <w:r>
+      <w:pPr>
+        <w:spacing w:after="160"/>
+        <w:rPr>
+          <w:color w:val="000000"/>
+        </w:rPr>
+      </w:pPr>
+      <w:r>
+        <w:rPr>
+          <w:color w:val="000000"/>
+        </w:rPr>
         <w:t>3. made</w:t>
       </w:r>
     </w:p>
     <w:p>
-      <w:r>
+      <w:pPr>
+        <w:spacing w:after="160"/>
+        <w:rPr>
+          <w:color w:val="000000"/>
+        </w:rPr>
+      </w:pPr>
+      <w:r>
+        <w:rPr>
+          <w:color w:val="000000"/>
+        </w:rPr>
         <w:t>4. built</w:t>
       </w:r>
     </w:p>
     <w:p>
-      <w:r>
+      <w:pPr>
+        <w:spacing w:after="160"/>
+        <w:rPr>
+          <w:color w:val="000000"/>
+        </w:rPr>
+      </w:pPr>
+      <w:r>
+        <w:rPr>
+          <w:color w:val="000000"/>
+        </w:rPr>
         <w:t>5. spoken</w:t>
       </w:r>
     </w:p>
     <w:p>
-      <w:r>
+      <w:pPr>
+        <w:spacing w:after="160"/>
+        <w:rPr>
+          <w:color w:val="000000"/>
+        </w:rPr>
+      </w:pPr>
+      <w:r>
+        <w:rPr>
+          <w:color w:val="000000"/>
+        </w:rPr>
         <w:t>6. invited</w:t>
       </w:r>
     </w:p>
     <w:p>
-      <w:r>
+      <w:pPr>
+        <w:spacing w:after="160"/>
+        <w:rPr>
+          <w:color w:val="000000"/>
+        </w:rPr>
+      </w:pPr>
+      <w:r>
+        <w:rPr>
+          <w:color w:val="000000"/>
+        </w:rPr>
         <w:t>7. taken</w:t>
       </w:r>
     </w:p>
     <w:p>
-      <w:r>
+      <w:pPr>
+        <w:spacing w:after="160"/>
+        <w:rPr>
+          <w:color w:val="000000"/>
+        </w:rPr>
+      </w:pPr>
+      <w:r>
+        <w:rPr>
+          <w:color w:val="000000"/>
+        </w:rPr>
         <w:t>8. eaten</w:t>
       </w:r>
     </w:p>
     <w:p>
-      <w:r>
+      <w:pPr>
+        <w:spacing w:after="160"/>
+        <w:rPr>
+          <w:color w:val="000000"/>
+        </w:rPr>
+      </w:pPr>
+      <w:r>
+        <w:rPr>
+          <w:color w:val="000000"/>
+        </w:rPr>
         <w:t>9. broken</w:t>
       </w:r>
     </w:p>
     <w:p>
-      <w:r>
+      <w:pPr>
+        <w:spacing w:after="160"/>
+        <w:rPr>
+          <w:color w:val="000000"/>
+        </w:rPr>
+      </w:pPr>
+      <w:r>
+        <w:rPr>
+          <w:color w:val="000000"/>
+        </w:rPr>
         <w:t>10. chosen</w:t>
       </w:r>
     </w:p>
     <w:p>
       <w:pPr>
         <w:pStyle w:val="Heading1"/>
+        <w:spacing w:before="240"/>
       </w:pPr>
       <w:r>
         <w:t>PHẦN 4</w:t>
       </w:r>
     </w:p>
     <w:p>
-      <w:r>
+      <w:pPr>
+        <w:spacing w:after="160"/>
+        <w:rPr>
+          <w:color w:val="000000"/>
+        </w:rPr>
+      </w:pPr>
+      <w:r>
+        <w:rPr>
+          <w:color w:val="000000"/>
+        </w:rPr>
         <w:t>1. The room is cleaned by Lan.</w:t>
       </w:r>
     </w:p>
     <w:p>
-      <w:r>
+      <w:pPr>
+        <w:spacing w:after="160"/>
+        <w:rPr>
+          <w:color w:val="000000"/>
+        </w:rPr>
+      </w:pPr>
+      <w:r>
+        <w:rPr>
+          <w:color w:val="000000"/>
+        </w:rPr>
         <w:t>2. These shoes are made in Vietnam.</w:t>
       </w:r>
     </w:p>
     <w:p>
-      <w:r>
+      <w:pPr>
+        <w:spacing w:after="160"/>
+        <w:rPr>
+          <w:color w:val="000000"/>
+        </w:rPr>
+      </w:pPr>
+      <w:r>
+        <w:rPr>
+          <w:color w:val="000000"/>
+        </w:rPr>
         <w:t>3. The email was written by Tom.</w:t>
       </w:r>
     </w:p>
     <w:p>
-      <w:r>
+      <w:pPr>
+        <w:spacing w:after="160"/>
+        <w:rPr>
+          <w:color w:val="000000"/>
+        </w:rPr>
+      </w:pPr>
+      <w:r>
+        <w:rPr>
+          <w:color w:val="000000"/>
+        </w:rPr>
         <w:t>4. The windows were broken by the storm.</w:t>
       </w:r>
     </w:p>
     <w:p>
-      <w:r>
+      <w:pPr>
+        <w:spacing w:after="160"/>
+        <w:rPr>
+          <w:color w:val="000000"/>
+        </w:rPr>
+      </w:pPr>
+      <w:r>
+        <w:rPr>
+          <w:color w:val="000000"/>
+        </w:rPr>
         <w:t>5. This cake was made by my mother.</w:t>
       </w:r>
     </w:p>
     <w:p>
-      <w:r>
+      <w:pPr>
+        <w:spacing w:after="160"/>
+        <w:rPr>
+          <w:color w:val="000000"/>
+        </w:rPr>
+      </w:pPr>
+      <w:r>
+        <w:rPr>
+          <w:color w:val="000000"/>
+        </w:rPr>
         <w:t>6. English is spoken here.</w:t>
       </w:r>
     </w:p>
     <w:p>
-      <w:r>
+      <w:pPr>
+        <w:spacing w:after="160"/>
+        <w:rPr>
+          <w:color w:val="000000"/>
+        </w:rPr>
+      </w:pPr>
+      <w:r>
+        <w:rPr>
+          <w:color w:val="000000"/>
+        </w:rPr>
         <w:t>7. The package will be delivered by the company.</w:t>
       </w:r>
     </w:p>
     <w:p>
-      <w:r>
+      <w:pPr>
+        <w:spacing w:after="160"/>
+        <w:rPr>
+          <w:color w:val="000000"/>
+        </w:rPr>
+      </w:pPr>
+      <w:r>
+        <w:rPr>
+          <w:color w:val="000000"/>
+        </w:rPr>
         <w:t>8. The bridge was built in 2010.</w:t>
       </w:r>
     </w:p>
     <w:p>
-      <w:r>
+      <w:pPr>
+        <w:spacing w:after="160"/>
+        <w:rPr>
+          <w:color w:val="000000"/>
+        </w:rPr>
+      </w:pPr>
+      <w:r>
+        <w:rPr>
+          <w:color w:val="000000"/>
+        </w:rPr>
         <w:t>9. Mai was invited by the teacher.</w:t>
       </w:r>
     </w:p>
     <w:p>
-      <w:r>
+      <w:pPr>
+        <w:spacing w:after="160"/>
+        <w:rPr>
+          <w:color w:val="000000"/>
+        </w:rPr>
+      </w:pPr>
+      <w:r>
+        <w:rPr>
+          <w:color w:val="000000"/>
+        </w:rPr>
         <w:t>10. My bicycle was stolen.</w:t>
       </w:r>
     </w:p>
     <w:p>
       <w:pPr>
         <w:pStyle w:val="Heading1"/>
+        <w:spacing w:before="240"/>
       </w:pPr>
       <w:r>
         <w:t>PHẦN 5</w:t>
       </w:r>
     </w:p>
     <w:p>
-      <w:r>
+      <w:pPr>
+        <w:spacing w:after="160"/>
+        <w:rPr>
+          <w:color w:val="000000"/>
+        </w:rPr>
+      </w:pPr>
+      <w:r>
+        <w:rPr>
+          <w:color w:val="000000"/>
+        </w:rPr>
         <w:t>1. Lan cleans the room.</w:t>
       </w:r>
     </w:p>
     <w:p>
-      <w:r>
+      <w:pPr>
+        <w:spacing w:after="160"/>
+        <w:rPr>
+          <w:color w:val="000000"/>
+        </w:rPr>
+      </w:pPr>
+      <w:r>
+        <w:rPr>
+          <w:color w:val="000000"/>
+        </w:rPr>
         <w:t>2. Tom wrote the letter.</w:t>
       </w:r>
     </w:p>
     <w:p>
-      <w:r>
+      <w:pPr>
+        <w:spacing w:after="160"/>
+        <w:rPr>
+          <w:color w:val="000000"/>
+        </w:rPr>
+      </w:pPr>
+      <w:r>
+        <w:rPr>
+          <w:color w:val="000000"/>
+        </w:rPr>
         <w:t>3. My mother made this cake.</w:t>
       </w:r>
     </w:p>
     <w:p>
-      <w:r>
+      <w:pPr>
+        <w:spacing w:after="160"/>
+        <w:rPr>
+          <w:color w:val="000000"/>
+        </w:rPr>
+      </w:pPr>
+      <w:r>
+        <w:rPr>
+          <w:color w:val="000000"/>
+        </w:rPr>
         <w:t>4. The company built the bridge.</w:t>
       </w:r>
     </w:p>
     <w:p>
-      <w:r>
+      <w:pPr>
+        <w:spacing w:after="160"/>
+        <w:rPr>
+          <w:color w:val="000000"/>
+        </w:rPr>
+      </w:pPr>
+      <w:r>
+        <w:rPr>
+          <w:color w:val="000000"/>
+        </w:rPr>
         <w:t>5. Hoa sings the song.</w:t>
       </w:r>
     </w:p>
     <w:p>
-      <w:r>
+      <w:pPr>
+        <w:spacing w:after="160"/>
+        <w:rPr>
+          <w:color w:val="000000"/>
+        </w:rPr>
+      </w:pPr>
+      <w:r>
+        <w:rPr>
+          <w:color w:val="000000"/>
+        </w:rPr>
         <w:t>6. Nam will deliver the package.</w:t>
       </w:r>
     </w:p>
     <w:p>
-      <w:r>
+      <w:pPr>
+        <w:spacing w:after="160"/>
+        <w:rPr>
+          <w:color w:val="000000"/>
+        </w:rPr>
+      </w:pPr>
+      <w:r>
+        <w:rPr>
+          <w:color w:val="000000"/>
+        </w:rPr>
         <w:t>7. They invited us.</w:t>
       </w:r>
     </w:p>
     <w:p>
-      <w:r>
+      <w:pPr>
+        <w:spacing w:after="160"/>
+        <w:rPr>
+          <w:color w:val="000000"/>
+        </w:rPr>
+      </w:pPr>
+      <w:r>
+        <w:rPr>
+          <w:color w:val="000000"/>
+        </w:rPr>
         <w:t>8. Minh opened the window.</w:t>
       </w:r>
     </w:p>
     <w:p>
-      <w:r>
+      <w:pPr>
+        <w:spacing w:after="160"/>
+        <w:rPr>
+          <w:color w:val="000000"/>
+        </w:rPr>
+      </w:pPr>
+      <w:r>
+        <w:rPr>
+          <w:color w:val="000000"/>
+        </w:rPr>
         <w:t>9. Lan took the photos.</w:t>
       </w:r>
     </w:p>
     <w:p>
-      <w:r>
+      <w:pPr>
+        <w:spacing w:after="160"/>
+        <w:rPr>
+          <w:color w:val="000000"/>
+        </w:rPr>
+      </w:pPr>
+      <w:r>
+        <w:rPr>
+          <w:color w:val="000000"/>
+        </w:rPr>
         <w:t>10. The teacher explains the lesson.</w:t>
       </w:r>
     </w:p>
     <w:p>
       <w:pPr>
         <w:pStyle w:val="Heading1"/>
+        <w:spacing w:before="240"/>
       </w:pPr>
       <w:r>
         <w:t>PHẦN 6</w:t>
       </w:r>
     </w:p>
     <w:p>
-      <w:r>
+      <w:pPr>
+        <w:spacing w:after="160"/>
+        <w:rPr>
+          <w:color w:val="000000"/>
+        </w:rPr>
+      </w:pPr>
+      <w:r>
+        <w:rPr>
+          <w:color w:val="000000"/>
+        </w:rPr>
         <w:t>1. him</w:t>
       </w:r>
     </w:p>
     <w:p>
-      <w:r>
+      <w:pPr>
+        <w:spacing w:after="160"/>
+        <w:rPr>
+          <w:color w:val="000000"/>
+        </w:rPr>
+      </w:pPr>
+      <w:r>
+        <w:rPr>
+          <w:color w:val="000000"/>
+        </w:rPr>
         <w:t>2. her</w:t>
       </w:r>
     </w:p>
     <w:p>
-      <w:r>
+      <w:pPr>
+        <w:spacing w:after="160"/>
+        <w:rPr>
+          <w:color w:val="000000"/>
+        </w:rPr>
+      </w:pPr>
+      <w:r>
+        <w:rPr>
+          <w:color w:val="000000"/>
+        </w:rPr>
         <w:t>3. them</w:t>
       </w:r>
     </w:p>
     <w:p>
-      <w:r>
+      <w:pPr>
+        <w:spacing w:after="160"/>
+        <w:rPr>
+          <w:color w:val="000000"/>
+        </w:rPr>
+      </w:pPr>
+      <w:r>
+        <w:rPr>
+          <w:color w:val="000000"/>
+        </w:rPr>
         <w:t>4. him</w:t>
       </w:r>
     </w:p>
     <w:p>
-      <w:r>
+      <w:pPr>
+        <w:spacing w:after="160"/>
+        <w:rPr>
+          <w:color w:val="000000"/>
+        </w:rPr>
+      </w:pPr>
+      <w:r>
+        <w:rPr>
+          <w:color w:val="000000"/>
+        </w:rPr>
         <w:t>5. her</w:t>
       </w:r>
     </w:p>
     <w:p>
-      <w:r>
+      <w:pPr>
+        <w:spacing w:after="160"/>
+        <w:rPr>
+          <w:color w:val="000000"/>
+        </w:rPr>
+      </w:pPr>
+      <w:r>
+        <w:rPr>
+          <w:color w:val="000000"/>
+        </w:rPr>
         <w:t>6. me</w:t>
       </w:r>
     </w:p>
     <w:p>
-      <w:r>
+      <w:pPr>
+        <w:spacing w:after="160"/>
+        <w:rPr>
+          <w:color w:val="000000"/>
+        </w:rPr>
+      </w:pPr>
+      <w:r>
+        <w:rPr>
+          <w:color w:val="000000"/>
+        </w:rPr>
         <w:t>7. us</w:t>
       </w:r>
     </w:p>
     <w:p>
-      <w:r>
+      <w:pPr>
+        <w:spacing w:after="160"/>
+        <w:rPr>
+          <w:color w:val="000000"/>
+        </w:rPr>
+      </w:pPr>
+      <w:r>
+        <w:rPr>
+          <w:color w:val="000000"/>
+        </w:rPr>
         <w:t>8. them</w:t>
       </w:r>
     </w:p>
     <w:p>
-      <w:r>
+      <w:pPr>
+        <w:spacing w:after="160"/>
+        <w:rPr>
+          <w:color w:val="000000"/>
+        </w:rPr>
+      </w:pPr>
+      <w:r>
+        <w:rPr>
+          <w:color w:val="000000"/>
+        </w:rPr>
         <w:t>9. her</w:t>
       </w:r>
     </w:p>
     <w:p>
-      <w:r>
+      <w:pPr>
+        <w:spacing w:after="160"/>
+        <w:rPr>
+          <w:color w:val="000000"/>
+        </w:rPr>
+      </w:pPr>
+      <w:r>
+        <w:rPr>
+          <w:color w:val="000000"/>
+        </w:rPr>
         <w:t>10. us</w:t>
       </w:r>
     </w:p>
     <w:p>
       <w:pPr>
         <w:pStyle w:val="Heading1"/>
+        <w:spacing w:before="240"/>
       </w:pPr>
       <w:r>
         <w:t>PHẦN 7</w:t>
       </w:r>
     </w:p>
     <w:p>
-      <w:r>
+      <w:pPr>
+        <w:spacing w:after="160"/>
+        <w:rPr>
+          <w:color w:val="000000"/>
+        </w:rPr>
+      </w:pPr>
+      <w:r>
+        <w:rPr>
+          <w:color w:val="000000"/>
+        </w:rPr>
         <w:t>1. The room is cleaned every day.</w:t>
       </w:r>
     </w:p>
     <w:p>
-      <w:r>
+      <w:pPr>
+        <w:spacing w:after="160"/>
+        <w:rPr>
+          <w:color w:val="000000"/>
+        </w:rPr>
+      </w:pPr>
+      <w:r>
+        <w:rPr>
+          <w:color w:val="000000"/>
+        </w:rPr>
         <w:t>2. The letter is written by Lan.</w:t>
       </w:r>
     </w:p>
     <w:p>
-      <w:r>
+      <w:pPr>
+        <w:spacing w:after="160"/>
+        <w:rPr>
+          <w:color w:val="000000"/>
+        </w:rPr>
+      </w:pPr>
+      <w:r>
+        <w:rPr>
+          <w:color w:val="000000"/>
+        </w:rPr>
         <w:t>3. The houses are built of brick.</w:t>
       </w:r>
     </w:p>
     <w:p>
-      <w:r>
+      <w:pPr>
+        <w:spacing w:after="160"/>
+        <w:rPr>
+          <w:color w:val="000000"/>
+        </w:rPr>
+      </w:pPr>
+      <w:r>
+        <w:rPr>
+          <w:color w:val="000000"/>
+        </w:rPr>
         <w:t>4. The cake was made yesterday.</w:t>
       </w:r>
     </w:p>
     <w:p>
-      <w:r>
+      <w:pPr>
+        <w:spacing w:after="160"/>
+        <w:rPr>
+          <w:color w:val="000000"/>
+        </w:rPr>
+      </w:pPr>
+      <w:r>
+        <w:rPr>
+          <w:color w:val="000000"/>
+        </w:rPr>
         <w:t>5. She was invited by them.</w:t>
       </w:r>
     </w:p>
     <w:p>
-      <w:r>
+      <w:pPr>
+        <w:spacing w:after="160"/>
+        <w:rPr>
+          <w:color w:val="000000"/>
+        </w:rPr>
+      </w:pPr>
+      <w:r>
+        <w:rPr>
+          <w:color w:val="000000"/>
+        </w:rPr>
         <w:t>6. English is spoken in this office.</w:t>
       </w:r>
     </w:p>
     <w:p>
-      <w:r>
+      <w:pPr>
+        <w:spacing w:after="160"/>
+        <w:rPr>
+          <w:color w:val="000000"/>
+        </w:rPr>
+      </w:pPr>
+      <w:r>
+        <w:rPr>
+          <w:color w:val="000000"/>
+        </w:rPr>
         <w:t>7. The windows were broken last night.</w:t>
       </w:r>
     </w:p>
     <w:p>
-      <w:r>
+      <w:pPr>
+        <w:spacing w:after="160"/>
+        <w:rPr>
+          <w:color w:val="000000"/>
+        </w:rPr>
+      </w:pPr>
+      <w:r>
+        <w:rPr>
+          <w:color w:val="000000"/>
+        </w:rPr>
         <w:t>8. This car is made in Japan.</w:t>
       </w:r>
     </w:p>
     <w:p>
-      <w:r>
+      <w:pPr>
+        <w:spacing w:after="160"/>
+        <w:rPr>
+          <w:color w:val="000000"/>
+        </w:rPr>
+      </w:pPr>
+      <w:r>
+        <w:rPr>
+          <w:color w:val="000000"/>
+        </w:rPr>
         <w:t>9. The package will be delivered tomorrow.</w:t>
       </w:r>
     </w:p>
     <w:p>
-      <w:r>
+      <w:pPr>
+        <w:spacing w:after="160"/>
+        <w:rPr>
+          <w:color w:val="000000"/>
+        </w:rPr>
+      </w:pPr>
+      <w:r>
+        <w:rPr>
+          <w:color w:val="000000"/>
+        </w:rPr>
         <w:t>10. He arrived at the station.</w:t>
       </w:r>
     </w:p>
     <w:p>
       <w:pPr>
         <w:pStyle w:val="Heading1"/>
+        <w:spacing w:before="240"/>
       </w:pPr>
       <w:r>
         <w:t>PHẦN 8</w:t>
       </w:r>
     </w:p>
     <w:p>
-      <w:r>
+      <w:pPr>
+        <w:spacing w:after="160"/>
+        <w:rPr>
+          <w:color w:val="000000"/>
+        </w:rPr>
+      </w:pPr>
+      <w:r>
+        <w:rPr>
+          <w:color w:val="000000"/>
+        </w:rPr>
         <w:t>1. The room is cleaned every day.</w:t>
       </w:r>
     </w:p>
     <w:p>
-      <w:r>
+      <w:pPr>
+        <w:spacing w:after="160"/>
+        <w:rPr>
+          <w:color w:val="000000"/>
+        </w:rPr>
+      </w:pPr>
+      <w:r>
+        <w:rPr>
+          <w:color w:val="000000"/>
+        </w:rPr>
         <w:t>2. English is spoken here.</w:t>
       </w:r>
     </w:p>
     <w:p>
-      <w:r>
+      <w:pPr>
+        <w:spacing w:after="160"/>
+        <w:rPr>
+          <w:color w:val="000000"/>
+        </w:rPr>
+      </w:pPr>
+      <w:r>
+        <w:rPr>
+          <w:color w:val="000000"/>
+        </w:rPr>
         <w:t>3. The letter is written by Lan.</w:t>
       </w:r>
     </w:p>
     <w:p>
-      <w:r>
+      <w:pPr>
+        <w:spacing w:after="160"/>
+        <w:rPr>
+          <w:color w:val="000000"/>
+        </w:rPr>
+      </w:pPr>
+      <w:r>
+        <w:rPr>
+          <w:color w:val="000000"/>
+        </w:rPr>
         <w:t>4. The cake was made by my mother yesterday.</w:t>
       </w:r>
     </w:p>
     <w:p>
-      <w:r>
+      <w:pPr>
+        <w:spacing w:after="160"/>
+        <w:rPr>
+          <w:color w:val="000000"/>
+        </w:rPr>
+      </w:pPr>
+      <w:r>
+        <w:rPr>
+          <w:color w:val="000000"/>
+        </w:rPr>
         <w:t>5. The windows were broken in the storm.</w:t>
       </w:r>
     </w:p>
     <w:p>
-      <w:r>
+      <w:pPr>
+        <w:spacing w:after="160"/>
+        <w:rPr>
+          <w:color w:val="000000"/>
+        </w:rPr>
+      </w:pPr>
+      <w:r>
+        <w:rPr>
+          <w:color w:val="000000"/>
+        </w:rPr>
         <w:t>6. The bridge was built in 2010.</w:t>
       </w:r>
     </w:p>
     <w:p>
-      <w:r>
+      <w:pPr>
+        <w:spacing w:after="160"/>
+        <w:rPr>
+          <w:color w:val="000000"/>
+        </w:rPr>
+      </w:pPr>
+      <w:r>
+        <w:rPr>
+          <w:color w:val="000000"/>
+        </w:rPr>
         <w:t>7. The package will be delivered tomorrow.</w:t>
       </w:r>
     </w:p>
     <w:p>
-      <w:r>
+      <w:pPr>
+        <w:spacing w:after="160"/>
+        <w:rPr>
+          <w:color w:val="000000"/>
+        </w:rPr>
+      </w:pPr>
+      <w:r>
+        <w:rPr>
+          <w:color w:val="000000"/>
+        </w:rPr>
         <w:t>8. I was invited to the party.</w:t>
       </w:r>
     </w:p>
     <w:p>
-      <w:r>
+      <w:pPr>
+        <w:spacing w:after="160"/>
+        <w:rPr>
+          <w:color w:val="000000"/>
+        </w:rPr>
+      </w:pPr>
+      <w:r>
+        <w:rPr>
+          <w:color w:val="000000"/>
+        </w:rPr>
         <w:t>9. This product is made in Vietnam.</w:t>
       </w:r>
     </w:p>
     <w:p>
-      <w:r>
+      <w:pPr>
+        <w:spacing w:after="160"/>
+        <w:rPr>
+          <w:color w:val="000000"/>
+        </w:rPr>
+      </w:pPr>
+      <w:r>
+        <w:rPr>
+          <w:color w:val="000000"/>
+        </w:rPr>
         <w:t>10. My bicycle was stolen.</w:t>
       </w:r>
     </w:p>
     <w:p>
       <w:pPr>
         <w:pStyle w:val="Heading1"/>
+        <w:spacing w:before="240"/>
       </w:pPr>
       <w:r>
         <w:t>PHẦN 9</w:t>
       </w:r>
     </w:p>
     <w:p>
-      <w:r>
+      <w:pPr>
+        <w:spacing w:after="160"/>
+        <w:rPr>
+          <w:color w:val="000000"/>
+        </w:rPr>
+      </w:pPr>
+      <w:r>
+        <w:rPr>
+          <w:color w:val="000000"/>
+        </w:rPr>
         <w:t>1. Near the beach.</w:t>
       </w:r>
     </w:p>
     <w:p>
-      <w:r>
+      <w:pPr>
+        <w:spacing w:after="160"/>
+        <w:rPr>
+          <w:color w:val="000000"/>
+        </w:rPr>
+      </w:pPr>
+      <w:r>
+        <w:rPr>
+          <w:color w:val="000000"/>
+        </w:rPr>
         <w:t>2. Every morning.</w:t>
       </w:r>
     </w:p>
     <w:p>
-      <w:r>
+      <w:pPr>
+        <w:spacing w:after="160"/>
+        <w:rPr>
+          <w:color w:val="000000"/>
+        </w:rPr>
+      </w:pPr>
+      <w:r>
+        <w:rPr>
+          <w:color w:val="000000"/>
+        </w:rPr>
         <w:t>3. Breakfast.</w:t>
       </w:r>
     </w:p>
     <w:p>
-      <w:r>
+      <w:pPr>
+        <w:spacing w:after="160"/>
+        <w:rPr>
+          <w:color w:val="000000"/>
+        </w:rPr>
+      </w:pPr>
+      <w:r>
+        <w:rPr>
+          <w:color w:val="000000"/>
+        </w:rPr>
         <w:t>4. In the hotel kitchen.</w:t>
       </w:r>
     </w:p>
     <w:p>
-      <w:r>
+      <w:pPr>
+        <w:spacing w:after="160"/>
+        <w:rPr>
+          <w:color w:val="000000"/>
+        </w:rPr>
+      </w:pPr>
+      <w:r>
+        <w:rPr>
+          <w:color w:val="000000"/>
+        </w:rPr>
         <w:t>5. Friendly staff.</w:t>
       </w:r>
     </w:p>
     <w:p>
-      <w:r>
+      <w:pPr>
+        <w:spacing w:after="160"/>
+        <w:rPr>
+          <w:color w:val="000000"/>
+        </w:rPr>
+      </w:pPr>
+      <w:r>
+        <w:rPr>
+          <w:color w:val="000000"/>
+        </w:rPr>
         <w:t>6. The lobby.</w:t>
       </w:r>
     </w:p>
     <w:p>
-      <w:r>
+      <w:pPr>
+        <w:spacing w:after="160"/>
+        <w:rPr>
+          <w:color w:val="000000"/>
+        </w:rPr>
+      </w:pPr>
+      <w:r>
+        <w:rPr>
+          <w:color w:val="000000"/>
+        </w:rPr>
         <w:t>7. A local architect.</w:t>
       </w:r>
     </w:p>
     <w:p>
-      <w:r>
+      <w:pPr>
+        <w:spacing w:after="160"/>
+        <w:rPr>
+          <w:color w:val="000000"/>
+        </w:rPr>
+      </w:pPr>
+      <w:r>
+        <w:rPr>
+          <w:color w:val="000000"/>
+        </w:rPr>
         <w:t>8. New furniture.</w:t>
       </w:r>
     </w:p>
     <w:p>
-      <w:r>
+      <w:pPr>
+        <w:spacing w:after="160"/>
+        <w:rPr>
+          <w:color w:val="000000"/>
+        </w:rPr>
+      </w:pPr>
+      <w:r>
+        <w:rPr>
+          <w:color w:val="000000"/>
+        </w:rPr>
         <w:t>9. Blue.</w:t>
       </w:r>
     </w:p>
     <w:p>
-      <w:r>
+      <w:pPr>
+        <w:spacing w:after="160"/>
+        <w:rPr>
+          <w:color w:val="000000"/>
+        </w:rPr>
+      </w:pPr>
+      <w:r>
+        <w:rPr>
+          <w:color w:val="000000"/>
+        </w:rPr>
         <w:t>10. A small swimming pool.</w:t>
       </w:r>
     </w:p>
     <w:p>
       <w:pPr>
         <w:pStyle w:val="Heading1"/>
+        <w:spacing w:before="240"/>
       </w:pPr>
       <w:r>
         <w:t>PHẦN 10</w:t>
       </w:r>
     </w:p>
     <w:p>
-      <w:r>
+      <w:pPr>
+        <w:spacing w:after="160"/>
+        <w:rPr>
+          <w:color w:val="000000"/>
+        </w:rPr>
+      </w:pPr>
+      <w:r>
+        <w:rPr>
+          <w:color w:val="000000"/>
+        </w:rPr>
         <w:t>1. The room is cleaned every day.</w:t>
       </w:r>
     </w:p>
     <w:p>
-      <w:r>
+      <w:pPr>
+        <w:spacing w:after="160"/>
+        <w:rPr>
+          <w:color w:val="000000"/>
+        </w:rPr>
+      </w:pPr>
+      <w:r>
+        <w:rPr>
+          <w:color w:val="000000"/>
+        </w:rPr>
         <w:t>2. English is spoken here.</w:t>
       </w:r>
     </w:p>
     <w:p>
-      <w:r>
+      <w:pPr>
+        <w:spacing w:after="160"/>
+        <w:rPr>
+          <w:color w:val="000000"/>
+        </w:rPr>
+      </w:pPr>
+      <w:r>
+        <w:rPr>
+          <w:color w:val="000000"/>
+        </w:rPr>
         <w:t>3. The letter was written by Lan.</w:t>
       </w:r>
     </w:p>
     <w:p>
-      <w:r>
+      <w:pPr>
+        <w:spacing w:after="160"/>
+        <w:rPr>
+          <w:color w:val="000000"/>
+        </w:rPr>
+      </w:pPr>
+      <w:r>
+        <w:rPr>
+          <w:color w:val="000000"/>
+        </w:rPr>
         <w:t>4. Cars are made in Japan.</w:t>
       </w:r>
     </w:p>
     <w:p>
-      <w:r>
+      <w:pPr>
+        <w:spacing w:after="160"/>
+        <w:rPr>
+          <w:color w:val="000000"/>
+        </w:rPr>
+      </w:pPr>
+      <w:r>
+        <w:rPr>
+          <w:color w:val="000000"/>
+        </w:rPr>
         <w:t>5. The windows were broken by the storm.</w:t>
       </w:r>
     </w:p>
     <w:p>
-      <w:r>
+      <w:pPr>
+        <w:spacing w:after="160"/>
+        <w:rPr>
+          <w:color w:val="000000"/>
+        </w:rPr>
+      </w:pPr>
+      <w:r>
+        <w:rPr>
+          <w:color w:val="000000"/>
+        </w:rPr>
         <w:t>6. The cake was made by my mother.</w:t>
       </w:r>
     </w:p>
     <w:p>
-      <w:r>
+      <w:pPr>
+        <w:spacing w:after="160"/>
+        <w:rPr>
+          <w:color w:val="000000"/>
+        </w:rPr>
+      </w:pPr>
+      <w:r>
+        <w:rPr>
+          <w:color w:val="000000"/>
+        </w:rPr>
         <w:t>7. The bridge was built in 2010.</w:t>
       </w:r>
     </w:p>
     <w:p>
-      <w:r>
+      <w:pPr>
+        <w:spacing w:after="160"/>
+        <w:rPr>
+          <w:color w:val="000000"/>
+        </w:rPr>
+      </w:pPr>
+      <w:r>
+        <w:rPr>
+          <w:color w:val="000000"/>
+        </w:rPr>
         <w:t>8. The package will be delivered tomorrow.</w:t>
       </w:r>
     </w:p>
     <w:p>
-      <w:r>
+      <w:pPr>
+        <w:spacing w:after="160"/>
+        <w:rPr>
+          <w:color w:val="000000"/>
+        </w:rPr>
+      </w:pPr>
+      <w:r>
+        <w:rPr>
+          <w:color w:val="000000"/>
+        </w:rPr>
         <w:t>9. We were invited by them.</w:t>
       </w:r>
     </w:p>
     <w:p>
-      <w:r>
+      <w:pPr>
+        <w:spacing w:after="160"/>
+        <w:rPr>
+          <w:color w:val="000000"/>
+        </w:rPr>
+      </w:pPr>
+      <w:r>
+        <w:rPr>
+          <w:color w:val="000000"/>
+        </w:rPr>
         <w:t>10. The song is sung by Hoa.</w:t>
       </w:r>
     </w:p>
-    <w:p/>
+    <w:p>
+      <w:pPr>
+        <w:rPr>
+          <w:color w:val="000000"/>
+        </w:rPr>
+      </w:pPr>
+    </w:p>
     <w:sectPr>
       <w:pgSz w:w="12240" w:h="15840"/>
       <w:pgMar w:top="850" w:right="1134" w:bottom="850" w:left="1134" w:header="720" w:footer="720" w:gutter="0"/>
